--- a/public/doc/Xadrez.docx
+++ b/public/doc/Xadrez.docx
@@ -565,22 +565,7 @@
           <w:szCs w:val="32"/>
         </w:rPr>
         <w:tab/>
-      </w:r>
-      <w:r>
-        <w:rPr>
-          <w:rFonts w:ascii="Arial" w:hAnsi="Arial" w:cs="Arial"/>
-          <w:sz w:val="32"/>
-          <w:szCs w:val="32"/>
-        </w:rPr>
-        <w:t>•</w:t>
-      </w:r>
-      <w:r>
-        <w:rPr>
-          <w:rFonts w:ascii="Arial" w:hAnsi="Arial" w:cs="Arial"/>
-          <w:sz w:val="32"/>
-          <w:szCs w:val="32"/>
-        </w:rPr>
-        <w:t xml:space="preserve"> Tela de cadastro e login;</w:t>
+        <w:t>• Tela de cadastro e login;</w:t>
       </w:r>
       <w:r>
         <w:rPr>
@@ -597,22 +582,7 @@
           <w:szCs w:val="32"/>
         </w:rPr>
         <w:tab/>
-      </w:r>
-      <w:r>
-        <w:rPr>
-          <w:rFonts w:ascii="Arial" w:hAnsi="Arial" w:cs="Arial"/>
-          <w:sz w:val="32"/>
-          <w:szCs w:val="32"/>
-        </w:rPr>
-        <w:t>•</w:t>
-      </w:r>
-      <w:r>
-        <w:rPr>
-          <w:rFonts w:ascii="Arial" w:hAnsi="Arial" w:cs="Arial"/>
-          <w:sz w:val="32"/>
-          <w:szCs w:val="32"/>
-        </w:rPr>
-        <w:t xml:space="preserve"> Integração com banco de dados hospedado em VM;</w:t>
+        <w:t>• Integração com banco de dados hospedado em VM;</w:t>
       </w:r>
       <w:r>
         <w:rPr>
@@ -629,22 +599,7 @@
           <w:szCs w:val="32"/>
         </w:rPr>
         <w:tab/>
-      </w:r>
-      <w:r>
-        <w:rPr>
-          <w:rFonts w:ascii="Arial" w:hAnsi="Arial" w:cs="Arial"/>
-          <w:sz w:val="32"/>
-          <w:szCs w:val="32"/>
-        </w:rPr>
-        <w:t>•</w:t>
-      </w:r>
-      <w:r>
-        <w:rPr>
-          <w:rFonts w:ascii="Arial" w:hAnsi="Arial" w:cs="Arial"/>
-          <w:sz w:val="32"/>
-          <w:szCs w:val="32"/>
-        </w:rPr>
-        <w:t xml:space="preserve"> Questionário para identificar estilo de jogo;</w:t>
+        <w:t>• Questionário para identificar estilo de jogo;</w:t>
       </w:r>
       <w:r>
         <w:rPr>
@@ -661,22 +616,7 @@
           <w:szCs w:val="32"/>
         </w:rPr>
         <w:tab/>
-      </w:r>
-      <w:r>
-        <w:rPr>
-          <w:rFonts w:ascii="Arial" w:hAnsi="Arial" w:cs="Arial"/>
-          <w:sz w:val="32"/>
-          <w:szCs w:val="32"/>
-        </w:rPr>
-        <w:t>•</w:t>
-      </w:r>
-      <w:r>
-        <w:rPr>
-          <w:rFonts w:ascii="Arial" w:hAnsi="Arial" w:cs="Arial"/>
-          <w:sz w:val="32"/>
-          <w:szCs w:val="32"/>
-        </w:rPr>
-        <w:t xml:space="preserve"> Página de resultado com GM, estilo e abertura recomendada;</w:t>
+        <w:t>• Página de resultado com GM, estilo e abertura recomendada;</w:t>
       </w:r>
       <w:r>
         <w:rPr>
@@ -693,22 +633,7 @@
           <w:szCs w:val="32"/>
         </w:rPr>
         <w:tab/>
-      </w:r>
-      <w:r>
-        <w:rPr>
-          <w:rFonts w:ascii="Arial" w:hAnsi="Arial" w:cs="Arial"/>
-          <w:sz w:val="32"/>
-          <w:szCs w:val="32"/>
-        </w:rPr>
-        <w:t>•</w:t>
-      </w:r>
-      <w:r>
-        <w:rPr>
-          <w:rFonts w:ascii="Arial" w:hAnsi="Arial" w:cs="Arial"/>
-          <w:sz w:val="32"/>
-          <w:szCs w:val="32"/>
-        </w:rPr>
-        <w:t xml:space="preserve"> Página de saiba mais, a fim de se aprofundar no tema;</w:t>
+        <w:t>• Página de saiba mais, a fim de se aprofundar no tema;</w:t>
       </w:r>
       <w:r>
         <w:rPr>
@@ -725,22 +650,7 @@
           <w:szCs w:val="32"/>
         </w:rPr>
         <w:tab/>
-      </w:r>
-      <w:r>
-        <w:rPr>
-          <w:rFonts w:ascii="Arial" w:hAnsi="Arial" w:cs="Arial"/>
-          <w:sz w:val="32"/>
-          <w:szCs w:val="32"/>
-        </w:rPr>
-        <w:t>•</w:t>
-      </w:r>
-      <w:r>
-        <w:rPr>
-          <w:rFonts w:ascii="Arial" w:hAnsi="Arial" w:cs="Arial"/>
-          <w:sz w:val="32"/>
-          <w:szCs w:val="32"/>
-        </w:rPr>
-        <w:t xml:space="preserve"> Dashboard com indicadores e gráficos.</w:t>
+        <w:t>• Dashboard com indicadores e gráficos.</w:t>
       </w:r>
     </w:p>
     <w:p>
@@ -988,22 +898,7 @@
           <w:szCs w:val="32"/>
         </w:rPr>
         <w:tab/>
-      </w:r>
-      <w:r>
-        <w:rPr>
-          <w:rFonts w:ascii="Arial" w:hAnsi="Arial" w:cs="Arial"/>
-          <w:sz w:val="32"/>
-          <w:szCs w:val="32"/>
-        </w:rPr>
-        <w:t>•</w:t>
-      </w:r>
-      <w:r>
-        <w:rPr>
-          <w:rFonts w:ascii="Arial" w:hAnsi="Arial" w:cs="Arial"/>
-          <w:sz w:val="32"/>
-          <w:szCs w:val="32"/>
-        </w:rPr>
-        <w:t xml:space="preserve"> Curto prazo para entrega e evolução;</w:t>
+        <w:t>• Curto prazo para entrega e evolução;</w:t>
       </w:r>
       <w:r>
         <w:rPr>
@@ -1020,22 +915,7 @@
           <w:szCs w:val="32"/>
         </w:rPr>
         <w:tab/>
-      </w:r>
-      <w:r>
-        <w:rPr>
-          <w:rFonts w:ascii="Arial" w:hAnsi="Arial" w:cs="Arial"/>
-          <w:sz w:val="32"/>
-          <w:szCs w:val="32"/>
-        </w:rPr>
-        <w:t>•</w:t>
-      </w:r>
-      <w:r>
-        <w:rPr>
-          <w:rFonts w:ascii="Arial" w:hAnsi="Arial" w:cs="Arial"/>
-          <w:sz w:val="32"/>
-          <w:szCs w:val="32"/>
-        </w:rPr>
-        <w:t xml:space="preserve"> Necessidade de desenvolver tudo de forma individual;</w:t>
+        <w:t>• Necessidade de desenvolver tudo de forma individual;</w:t>
       </w:r>
       <w:r>
         <w:rPr>
@@ -1052,22 +932,7 @@
           <w:szCs w:val="32"/>
         </w:rPr>
         <w:tab/>
-      </w:r>
-      <w:r>
-        <w:rPr>
-          <w:rFonts w:ascii="Arial" w:hAnsi="Arial" w:cs="Arial"/>
-          <w:sz w:val="32"/>
-          <w:szCs w:val="32"/>
-        </w:rPr>
-        <w:t>•</w:t>
-      </w:r>
-      <w:r>
-        <w:rPr>
-          <w:rFonts w:ascii="Arial" w:hAnsi="Arial" w:cs="Arial"/>
-          <w:sz w:val="32"/>
-          <w:szCs w:val="32"/>
-        </w:rPr>
-        <w:t xml:space="preserve"> Limitações das tecnologias permitidas ao conteúdo que foi visto em sala;</w:t>
+        <w:t>• Limitações das tecnologias permitidas ao conteúdo que foi visto em sala;</w:t>
       </w:r>
       <w:r>
         <w:rPr>
@@ -1085,22 +950,7 @@
         </w:rPr>
         <w:lastRenderedPageBreak/>
         <w:tab/>
-      </w:r>
-      <w:r>
-        <w:rPr>
-          <w:rFonts w:ascii="Arial" w:hAnsi="Arial" w:cs="Arial"/>
-          <w:sz w:val="32"/>
-          <w:szCs w:val="32"/>
-        </w:rPr>
-        <w:t>•</w:t>
-      </w:r>
-      <w:r>
-        <w:rPr>
-          <w:rFonts w:ascii="Arial" w:hAnsi="Arial" w:cs="Arial"/>
-          <w:sz w:val="32"/>
-          <w:szCs w:val="32"/>
-        </w:rPr>
-        <w:t xml:space="preserve"> Necessidade de seguir a proposta de site institucional, com login, cadastro e dashboard; </w:t>
+        <w:t xml:space="preserve">• Necessidade de seguir a proposta de site institucional, com login, cadastro e dashboard; </w:t>
       </w:r>
     </w:p>
     <w:p>
@@ -1119,21 +969,171 @@
         </w:rPr>
         <w:t>Diagrama de Negócio/Funcionamento</w:t>
       </w:r>
-    </w:p>
-    <w:p>
-      <w:pPr>
-        <w:rPr>
-          <w:rFonts w:ascii="Arial" w:hAnsi="Arial" w:cs="Arial"/>
-          <w:sz w:val="40"/>
-          <w:szCs w:val="40"/>
-        </w:rPr>
-      </w:pPr>
-      <w:r>
-        <w:rPr>
-          <w:rFonts w:ascii="Arial" w:hAnsi="Arial" w:cs="Arial"/>
-          <w:sz w:val="40"/>
-          <w:szCs w:val="40"/>
-        </w:rPr>
+      <w:r>
+        <w:rPr>
+          <w:rFonts w:ascii="Arial" w:hAnsi="Arial" w:cs="Arial"/>
+          <w:sz w:val="40"/>
+          <w:szCs w:val="40"/>
+        </w:rPr>
+        <w:br/>
+      </w:r>
+      <w:r>
+        <w:rPr>
+          <w:rFonts w:ascii="Arial" w:hAnsi="Arial" w:cs="Arial"/>
+          <w:sz w:val="40"/>
+          <w:szCs w:val="40"/>
+        </w:rPr>
+        <w:drawing>
+          <wp:inline distT="0" distB="0" distL="0" distR="0" wp14:anchorId="52221BFA" wp14:editId="3F1E109C">
+            <wp:extent cx="5400040" cy="3030855"/>
+            <wp:effectExtent l="0" t="0" r="0" b="0"/>
+            <wp:docPr id="1974370421" name="Imagem 1"/>
+            <wp:cNvGraphicFramePr>
+              <a:graphicFrameLocks xmlns:a="http://schemas.openxmlformats.org/drawingml/2006/main" noChangeAspect="1"/>
+            </wp:cNvGraphicFramePr>
+            <a:graphic xmlns:a="http://schemas.openxmlformats.org/drawingml/2006/main">
+              <a:graphicData uri="http://schemas.openxmlformats.org/drawingml/2006/picture">
+                <pic:pic xmlns:pic="http://schemas.openxmlformats.org/drawingml/2006/picture">
+                  <pic:nvPicPr>
+                    <pic:cNvPr id="1974370421" name=""/>
+                    <pic:cNvPicPr/>
+                  </pic:nvPicPr>
+                  <pic:blipFill>
+                    <a:blip r:embed="rId4"/>
+                    <a:stretch>
+                      <a:fillRect/>
+                    </a:stretch>
+                  </pic:blipFill>
+                  <pic:spPr>
+                    <a:xfrm>
+                      <a:off x="0" y="0"/>
+                      <a:ext cx="5400040" cy="3030855"/>
+                    </a:xfrm>
+                    <a:prstGeom prst="rect">
+                      <a:avLst/>
+                    </a:prstGeom>
+                  </pic:spPr>
+                </pic:pic>
+              </a:graphicData>
+            </a:graphic>
+          </wp:inline>
+        </w:drawing>
+      </w:r>
+    </w:p>
+    <w:p>
+      <w:pPr>
+        <w:rPr>
+          <w:rFonts w:ascii="Arial" w:hAnsi="Arial" w:cs="Arial"/>
+          <w:sz w:val="40"/>
+          <w:szCs w:val="40"/>
+        </w:rPr>
+      </w:pPr>
+    </w:p>
+    <w:p>
+      <w:pPr>
+        <w:rPr>
+          <w:rFonts w:ascii="Arial" w:hAnsi="Arial" w:cs="Arial"/>
+          <w:sz w:val="40"/>
+          <w:szCs w:val="40"/>
+        </w:rPr>
+      </w:pPr>
+    </w:p>
+    <w:p>
+      <w:pPr>
+        <w:rPr>
+          <w:rFonts w:ascii="Arial" w:hAnsi="Arial" w:cs="Arial"/>
+          <w:sz w:val="40"/>
+          <w:szCs w:val="40"/>
+        </w:rPr>
+      </w:pPr>
+    </w:p>
+    <w:p>
+      <w:pPr>
+        <w:rPr>
+          <w:rFonts w:ascii="Arial" w:hAnsi="Arial" w:cs="Arial"/>
+          <w:sz w:val="40"/>
+          <w:szCs w:val="40"/>
+        </w:rPr>
+      </w:pPr>
+    </w:p>
+    <w:p>
+      <w:pPr>
+        <w:rPr>
+          <w:rFonts w:ascii="Arial" w:hAnsi="Arial" w:cs="Arial"/>
+          <w:sz w:val="40"/>
+          <w:szCs w:val="40"/>
+        </w:rPr>
+      </w:pPr>
+    </w:p>
+    <w:p>
+      <w:pPr>
+        <w:rPr>
+          <w:rFonts w:ascii="Arial" w:hAnsi="Arial" w:cs="Arial"/>
+          <w:sz w:val="40"/>
+          <w:szCs w:val="40"/>
+        </w:rPr>
+      </w:pPr>
+    </w:p>
+    <w:p>
+      <w:pPr>
+        <w:rPr>
+          <w:rFonts w:ascii="Arial" w:hAnsi="Arial" w:cs="Arial"/>
+          <w:sz w:val="40"/>
+          <w:szCs w:val="40"/>
+        </w:rPr>
+      </w:pPr>
+    </w:p>
+    <w:p>
+      <w:pPr>
+        <w:rPr>
+          <w:rFonts w:ascii="Arial" w:hAnsi="Arial" w:cs="Arial"/>
+          <w:sz w:val="40"/>
+          <w:szCs w:val="40"/>
+        </w:rPr>
+      </w:pPr>
+    </w:p>
+    <w:p>
+      <w:pPr>
+        <w:rPr>
+          <w:rFonts w:ascii="Arial" w:hAnsi="Arial" w:cs="Arial"/>
+          <w:sz w:val="40"/>
+          <w:szCs w:val="40"/>
+        </w:rPr>
+      </w:pPr>
+    </w:p>
+    <w:p>
+      <w:pPr>
+        <w:rPr>
+          <w:rFonts w:ascii="Arial" w:hAnsi="Arial" w:cs="Arial"/>
+          <w:sz w:val="40"/>
+          <w:szCs w:val="40"/>
+        </w:rPr>
+      </w:pPr>
+    </w:p>
+    <w:p>
+      <w:pPr>
+        <w:rPr>
+          <w:rFonts w:ascii="Arial" w:hAnsi="Arial" w:cs="Arial"/>
+          <w:sz w:val="40"/>
+          <w:szCs w:val="40"/>
+        </w:rPr>
+      </w:pPr>
+    </w:p>
+    <w:p>
+      <w:pPr>
+        <w:rPr>
+          <w:rFonts w:ascii="Arial" w:hAnsi="Arial" w:cs="Arial"/>
+          <w:sz w:val="40"/>
+          <w:szCs w:val="40"/>
+        </w:rPr>
+      </w:pPr>
+      <w:r>
+        <w:rPr>
+          <w:rFonts w:ascii="Arial" w:hAnsi="Arial" w:cs="Arial"/>
+          <w:sz w:val="40"/>
+          <w:szCs w:val="40"/>
+        </w:rPr>
+        <w:lastRenderedPageBreak/>
         <w:t>Diagrama de Solução Técnica</w:t>
       </w:r>
     </w:p>
@@ -1151,6 +1151,57 @@
           <w:sz w:val="40"/>
           <w:szCs w:val="40"/>
         </w:rPr>
+        <w:drawing>
+          <wp:inline distT="0" distB="0" distL="0" distR="0" wp14:anchorId="7B01DBDE" wp14:editId="65450975">
+            <wp:extent cx="5400040" cy="5589905"/>
+            <wp:effectExtent l="0" t="0" r="0" b="0"/>
+            <wp:docPr id="2092539485" name="Imagem 1"/>
+            <wp:cNvGraphicFramePr>
+              <a:graphicFrameLocks xmlns:a="http://schemas.openxmlformats.org/drawingml/2006/main" noChangeAspect="1"/>
+            </wp:cNvGraphicFramePr>
+            <a:graphic xmlns:a="http://schemas.openxmlformats.org/drawingml/2006/main">
+              <a:graphicData uri="http://schemas.openxmlformats.org/drawingml/2006/picture">
+                <pic:pic xmlns:pic="http://schemas.openxmlformats.org/drawingml/2006/picture">
+                  <pic:nvPicPr>
+                    <pic:cNvPr id="2092539485" name=""/>
+                    <pic:cNvPicPr/>
+                  </pic:nvPicPr>
+                  <pic:blipFill>
+                    <a:blip r:embed="rId5"/>
+                    <a:stretch>
+                      <a:fillRect/>
+                    </a:stretch>
+                  </pic:blipFill>
+                  <pic:spPr>
+                    <a:xfrm>
+                      <a:off x="0" y="0"/>
+                      <a:ext cx="5400040" cy="5589905"/>
+                    </a:xfrm>
+                    <a:prstGeom prst="rect">
+                      <a:avLst/>
+                    </a:prstGeom>
+                  </pic:spPr>
+                </pic:pic>
+              </a:graphicData>
+            </a:graphic>
+          </wp:inline>
+        </w:drawing>
+      </w:r>
+    </w:p>
+    <w:p>
+      <w:pPr>
+        <w:rPr>
+          <w:rFonts w:ascii="Arial" w:hAnsi="Arial" w:cs="Arial"/>
+          <w:sz w:val="40"/>
+          <w:szCs w:val="40"/>
+        </w:rPr>
+      </w:pPr>
+      <w:r>
+        <w:rPr>
+          <w:rFonts w:ascii="Arial" w:hAnsi="Arial" w:cs="Arial"/>
+          <w:sz w:val="40"/>
+          <w:szCs w:val="40"/>
+        </w:rPr>
         <w:t>Metodologia Utilizada</w:t>
       </w:r>
     </w:p>
@@ -1195,14 +1246,6 @@
           <w:szCs w:val="40"/>
         </w:rPr>
       </w:pPr>
-      <w:r>
-        <w:rPr>
-          <w:rFonts w:ascii="Arial" w:hAnsi="Arial" w:cs="Arial"/>
-          <w:sz w:val="40"/>
-          <w:szCs w:val="40"/>
-        </w:rPr>
-        <w:t xml:space="preserve">Backlog e </w:t>
-      </w:r>
       <w:proofErr w:type="spellStart"/>
       <w:r>
         <w:rPr>
@@ -1210,6 +1253,7 @@
           <w:sz w:val="40"/>
           <w:szCs w:val="40"/>
         </w:rPr>
+        <w:lastRenderedPageBreak/>
         <w:t>Trello</w:t>
       </w:r>
       <w:proofErr w:type="spellEnd"/>
@@ -1228,6 +1272,57 @@
           <w:sz w:val="40"/>
           <w:szCs w:val="40"/>
         </w:rPr>
+        <w:drawing>
+          <wp:inline distT="0" distB="0" distL="0" distR="0" wp14:anchorId="1F7DD3E5" wp14:editId="468BB339">
+            <wp:extent cx="5400040" cy="2545080"/>
+            <wp:effectExtent l="0" t="0" r="0" b="7620"/>
+            <wp:docPr id="839622988" name="Imagem 1"/>
+            <wp:cNvGraphicFramePr>
+              <a:graphicFrameLocks xmlns:a="http://schemas.openxmlformats.org/drawingml/2006/main" noChangeAspect="1"/>
+            </wp:cNvGraphicFramePr>
+            <a:graphic xmlns:a="http://schemas.openxmlformats.org/drawingml/2006/main">
+              <a:graphicData uri="http://schemas.openxmlformats.org/drawingml/2006/picture">
+                <pic:pic xmlns:pic="http://schemas.openxmlformats.org/drawingml/2006/picture">
+                  <pic:nvPicPr>
+                    <pic:cNvPr id="839622988" name=""/>
+                    <pic:cNvPicPr/>
+                  </pic:nvPicPr>
+                  <pic:blipFill>
+                    <a:blip r:embed="rId6"/>
+                    <a:stretch>
+                      <a:fillRect/>
+                    </a:stretch>
+                  </pic:blipFill>
+                  <pic:spPr>
+                    <a:xfrm>
+                      <a:off x="0" y="0"/>
+                      <a:ext cx="5400040" cy="2545080"/>
+                    </a:xfrm>
+                    <a:prstGeom prst="rect">
+                      <a:avLst/>
+                    </a:prstGeom>
+                  </pic:spPr>
+                </pic:pic>
+              </a:graphicData>
+            </a:graphic>
+          </wp:inline>
+        </w:drawing>
+      </w:r>
+    </w:p>
+    <w:p>
+      <w:pPr>
+        <w:rPr>
+          <w:rFonts w:ascii="Arial" w:hAnsi="Arial" w:cs="Arial"/>
+          <w:sz w:val="40"/>
+          <w:szCs w:val="40"/>
+        </w:rPr>
+      </w:pPr>
+      <w:r>
+        <w:rPr>
+          <w:rFonts w:ascii="Arial" w:hAnsi="Arial" w:cs="Arial"/>
+          <w:sz w:val="40"/>
+          <w:szCs w:val="40"/>
+        </w:rPr>
         <w:t>Ações Futuras</w:t>
       </w:r>
     </w:p>
@@ -1279,7 +1374,6 @@
           <w:sz w:val="40"/>
           <w:szCs w:val="40"/>
         </w:rPr>
-        <w:lastRenderedPageBreak/>
         <w:t>Bibliografia</w:t>
       </w:r>
     </w:p>
@@ -1291,7 +1385,7 @@
           <w:szCs w:val="32"/>
         </w:rPr>
       </w:pPr>
-      <w:hyperlink r:id="rId4" w:history="1">
+      <w:hyperlink r:id="rId7" w:history="1">
         <w:r>
           <w:rPr>
             <w:rStyle w:val="Hyperlink"/>
@@ -1310,7 +1404,7 @@
         </w:rPr>
         <w:br/>
       </w:r>
-      <w:hyperlink r:id="rId5" w:history="1">
+      <w:hyperlink r:id="rId8" w:history="1">
         <w:r>
           <w:rPr>
             <w:rStyle w:val="Hyperlink"/>
@@ -1329,7 +1423,7 @@
         </w:rPr>
         <w:br/>
       </w:r>
-      <w:hyperlink r:id="rId6" w:history="1">
+      <w:hyperlink r:id="rId9" w:history="1">
         <w:r>
           <w:rPr>
             <w:rStyle w:val="Hyperlink"/>
@@ -1348,7 +1442,7 @@
         </w:rPr>
         <w:br/>
       </w:r>
-      <w:hyperlink r:id="rId7" w:history="1">
+      <w:hyperlink r:id="rId10" w:history="1">
         <w:r>
           <w:rPr>
             <w:rStyle w:val="Hyperlink"/>
@@ -1367,7 +1461,7 @@
         </w:rPr>
         <w:br/>
       </w:r>
-      <w:hyperlink r:id="rId8" w:history="1">
+      <w:hyperlink r:id="rId11" w:history="1">
         <w:r>
           <w:rPr>
             <w:rStyle w:val="Hyperlink"/>
@@ -1386,7 +1480,7 @@
         </w:rPr>
         <w:br/>
       </w:r>
-      <w:hyperlink r:id="rId9" w:history="1">
+      <w:hyperlink r:id="rId12" w:history="1">
         <w:r>
           <w:rPr>
             <w:rStyle w:val="Hyperlink"/>
@@ -1405,7 +1499,7 @@
         </w:rPr>
         <w:br/>
       </w:r>
-      <w:hyperlink r:id="rId10" w:history="1">
+      <w:hyperlink r:id="rId13" w:history="1">
         <w:r>
           <w:rPr>
             <w:rStyle w:val="Hyperlink"/>
@@ -1424,7 +1518,7 @@
         </w:rPr>
         <w:br/>
       </w:r>
-      <w:hyperlink r:id="rId11" w:history="1">
+      <w:hyperlink r:id="rId14" w:history="1">
         <w:r>
           <w:rPr>
             <w:rStyle w:val="Hyperlink"/>
@@ -1486,7 +1580,7 @@
         </w:rPr>
         <w:br/>
       </w:r>
-      <w:hyperlink r:id="rId12" w:history="1">
+      <w:hyperlink r:id="rId15" w:history="1">
         <w:r>
           <w:rPr>
             <w:rStyle w:val="Hyperlink"/>
@@ -1505,7 +1599,7 @@
         </w:rPr>
         <w:br/>
       </w:r>
-      <w:hyperlink r:id="rId13" w:history="1">
+      <w:hyperlink r:id="rId16" w:history="1">
         <w:r>
           <w:rPr>
             <w:rStyle w:val="Hyperlink"/>
@@ -1524,7 +1618,7 @@
         </w:rPr>
         <w:br/>
       </w:r>
-      <w:hyperlink r:id="rId14" w:history="1">
+      <w:hyperlink r:id="rId17" w:history="1">
         <w:r>
           <w:rPr>
             <w:rStyle w:val="Hyperlink"/>
@@ -1543,7 +1637,7 @@
         </w:rPr>
         <w:br/>
       </w:r>
-      <w:hyperlink r:id="rId15" w:history="1">
+      <w:hyperlink r:id="rId18" w:history="1">
         <w:r>
           <w:rPr>
             <w:rStyle w:val="Hyperlink"/>
@@ -1562,7 +1656,7 @@
         </w:rPr>
         <w:br/>
       </w:r>
-      <w:hyperlink r:id="rId16" w:history="1">
+      <w:hyperlink r:id="rId19" w:history="1">
         <w:r>
           <w:rPr>
             <w:rStyle w:val="Hyperlink"/>
@@ -1581,7 +1675,7 @@
         </w:rPr>
         <w:br/>
       </w:r>
-      <w:hyperlink r:id="rId17" w:history="1">
+      <w:hyperlink r:id="rId20" w:history="1">
         <w:r>
           <w:rPr>
             <w:rStyle w:val="Hyperlink"/>
@@ -1600,7 +1694,7 @@
         </w:rPr>
         <w:br/>
       </w:r>
-      <w:hyperlink r:id="rId18" w:history="1">
+      <w:hyperlink r:id="rId21" w:history="1">
         <w:r>
           <w:rPr>
             <w:rStyle w:val="Hyperlink"/>
@@ -1619,7 +1713,7 @@
         </w:rPr>
         <w:br/>
       </w:r>
-      <w:hyperlink r:id="rId19" w:history="1">
+      <w:hyperlink r:id="rId22" w:history="1">
         <w:r>
           <w:rPr>
             <w:rStyle w:val="Hyperlink"/>
@@ -1638,7 +1732,7 @@
         </w:rPr>
         <w:br/>
       </w:r>
-      <w:hyperlink r:id="rId20" w:history="1">
+      <w:hyperlink r:id="rId23" w:history="1">
         <w:r>
           <w:rPr>
             <w:rStyle w:val="Hyperlink"/>
@@ -1657,7 +1751,7 @@
         </w:rPr>
         <w:br/>
       </w:r>
-      <w:hyperlink r:id="rId21" w:history="1">
+      <w:hyperlink r:id="rId24" w:history="1">
         <w:r>
           <w:rPr>
             <w:rStyle w:val="Hyperlink"/>
@@ -1676,7 +1770,7 @@
         </w:rPr>
         <w:br/>
       </w:r>
-      <w:hyperlink r:id="rId22" w:history="1">
+      <w:hyperlink r:id="rId25" w:history="1">
         <w:r>
           <w:rPr>
             <w:rStyle w:val="Hyperlink"/>
@@ -1695,7 +1789,7 @@
         </w:rPr>
         <w:br/>
       </w:r>
-      <w:hyperlink r:id="rId23" w:history="1">
+      <w:hyperlink r:id="rId26" w:history="1">
         <w:r>
           <w:rPr>
             <w:rStyle w:val="Hyperlink"/>
@@ -1714,7 +1808,7 @@
         </w:rPr>
         <w:br/>
       </w:r>
-      <w:hyperlink r:id="rId24" w:history="1">
+      <w:hyperlink r:id="rId27" w:history="1">
         <w:r>
           <w:rPr>
             <w:rStyle w:val="Hyperlink"/>
@@ -1733,7 +1827,7 @@
         </w:rPr>
         <w:br/>
       </w:r>
-      <w:hyperlink r:id="rId25" w:history="1">
+      <w:hyperlink r:id="rId28" w:history="1">
         <w:r>
           <w:rPr>
             <w:rStyle w:val="Hyperlink"/>
@@ -1752,7 +1846,7 @@
         </w:rPr>
         <w:br/>
       </w:r>
-      <w:hyperlink r:id="rId26" w:history="1">
+      <w:hyperlink r:id="rId29" w:history="1">
         <w:r>
           <w:rPr>
             <w:rStyle w:val="Hyperlink"/>
@@ -1771,7 +1865,7 @@
         </w:rPr>
         <w:br/>
       </w:r>
-      <w:hyperlink r:id="rId27" w:history="1">
+      <w:hyperlink r:id="rId30" w:history="1">
         <w:r>
           <w:rPr>
             <w:rStyle w:val="Hyperlink"/>
@@ -1790,7 +1884,7 @@
         </w:rPr>
         <w:br/>
       </w:r>
-      <w:hyperlink r:id="rId28" w:history="1">
+      <w:hyperlink r:id="rId31" w:history="1">
         <w:r>
           <w:rPr>
             <w:rStyle w:val="Hyperlink"/>
@@ -1809,7 +1903,7 @@
         </w:rPr>
         <w:br/>
       </w:r>
-      <w:hyperlink r:id="rId29" w:history="1">
+      <w:hyperlink r:id="rId32" w:history="1">
         <w:r>
           <w:rPr>
             <w:rStyle w:val="Hyperlink"/>
@@ -1828,7 +1922,7 @@
         </w:rPr>
         <w:br/>
       </w:r>
-      <w:hyperlink r:id="rId30" w:history="1">
+      <w:hyperlink r:id="rId33" w:history="1">
         <w:r>
           <w:rPr>
             <w:rStyle w:val="Hyperlink"/>
@@ -1847,7 +1941,7 @@
         </w:rPr>
         <w:br/>
       </w:r>
-      <w:hyperlink r:id="rId31" w:history="1">
+      <w:hyperlink r:id="rId34" w:history="1">
         <w:r>
           <w:rPr>
             <w:rStyle w:val="Hyperlink"/>
@@ -1866,7 +1960,7 @@
         </w:rPr>
         <w:br/>
       </w:r>
-      <w:hyperlink r:id="rId32" w:history="1">
+      <w:hyperlink r:id="rId35" w:history="1">
         <w:r>
           <w:rPr>
             <w:rStyle w:val="Hyperlink"/>
@@ -1885,7 +1979,7 @@
         </w:rPr>
         <w:br/>
       </w:r>
-      <w:hyperlink r:id="rId33" w:history="1">
+      <w:hyperlink r:id="rId36" w:history="1">
         <w:r>
           <w:rPr>
             <w:rStyle w:val="Hyperlink"/>
@@ -1904,7 +1998,7 @@
         </w:rPr>
         <w:br/>
       </w:r>
-      <w:hyperlink r:id="rId34" w:history="1">
+      <w:hyperlink r:id="rId37" w:history="1">
         <w:r>
           <w:rPr>
             <w:rStyle w:val="Hyperlink"/>
@@ -1923,7 +2017,7 @@
         </w:rPr>
         <w:br/>
       </w:r>
-      <w:hyperlink r:id="rId35" w:history="1">
+      <w:hyperlink r:id="rId38" w:history="1">
         <w:r>
           <w:rPr>
             <w:rStyle w:val="Hyperlink"/>
@@ -1942,7 +2036,7 @@
         </w:rPr>
         <w:br/>
       </w:r>
-      <w:hyperlink r:id="rId36" w:history="1">
+      <w:hyperlink r:id="rId39" w:history="1">
         <w:r>
           <w:rPr>
             <w:rStyle w:val="Hyperlink"/>
@@ -1961,7 +2055,7 @@
         </w:rPr>
         <w:br/>
       </w:r>
-      <w:hyperlink r:id="rId37" w:history="1">
+      <w:hyperlink r:id="rId40" w:history="1">
         <w:r>
           <w:rPr>
             <w:rStyle w:val="Hyperlink"/>
@@ -1980,7 +2074,7 @@
         </w:rPr>
         <w:br/>
       </w:r>
-      <w:hyperlink r:id="rId38" w:history="1">
+      <w:hyperlink r:id="rId41" w:history="1">
         <w:r>
           <w:rPr>
             <w:rStyle w:val="Hyperlink"/>
@@ -1999,14 +2093,13 @@
         </w:rPr>
         <w:br/>
       </w:r>
-      <w:hyperlink r:id="rId39" w:history="1">
-        <w:r>
-          <w:rPr>
-            <w:rStyle w:val="Hyperlink"/>
-            <w:rFonts w:ascii="Arial" w:hAnsi="Arial" w:cs="Arial"/>
-            <w:sz w:val="32"/>
-            <w:szCs w:val="32"/>
-            <w:lang w:val="en-US"/>
+      <w:hyperlink r:id="rId42" w:history="1">
+        <w:r>
+          <w:rPr>
+            <w:rStyle w:val="Hyperlink"/>
+            <w:rFonts w:ascii="Arial" w:hAnsi="Arial" w:cs="Arial"/>
+            <w:sz w:val="32"/>
+            <w:szCs w:val="32"/>
           </w:rPr>
           <w:t>h</w:t>
         </w:r>
@@ -2028,7 +2121,7 @@
         </w:rPr>
         <w:br/>
       </w:r>
-      <w:hyperlink r:id="rId40" w:history="1">
+      <w:hyperlink r:id="rId43" w:history="1">
         <w:r>
           <w:rPr>
             <w:rStyle w:val="Hyperlink"/>
@@ -2047,7 +2140,7 @@
         </w:rPr>
         <w:br/>
       </w:r>
-      <w:hyperlink r:id="rId41" w:history="1">
+      <w:hyperlink r:id="rId44" w:history="1">
         <w:r>
           <w:rPr>
             <w:rStyle w:val="Hyperlink"/>
@@ -2698,6 +2791,7 @@
   <w:style w:type="character" w:default="1" w:styleId="Fontepargpadro">
     <w:name w:val="Default Paragraph Font"/>
     <w:uiPriority w:val="1"/>
+    <w:semiHidden/>
     <w:unhideWhenUsed/>
   </w:style>
   <w:style w:type="table" w:default="1" w:styleId="Tabelanormal">

--- a/public/doc/Xadrez.docx
+++ b/public/doc/Xadrez.docx
@@ -980,6 +980,7 @@
       <w:r>
         <w:rPr>
           <w:rFonts w:ascii="Arial" w:hAnsi="Arial" w:cs="Arial"/>
+          <w:noProof/>
           <w:sz w:val="40"/>
           <w:szCs w:val="40"/>
         </w:rPr>
@@ -1148,6 +1149,7 @@
       <w:r>
         <w:rPr>
           <w:rFonts w:ascii="Arial" w:hAnsi="Arial" w:cs="Arial"/>
+          <w:noProof/>
           <w:sz w:val="40"/>
           <w:szCs w:val="40"/>
         </w:rPr>
@@ -1269,6 +1271,7 @@
       <w:r>
         <w:rPr>
           <w:rFonts w:ascii="Arial" w:hAnsi="Arial" w:cs="Arial"/>
+          <w:noProof/>
           <w:sz w:val="40"/>
           <w:szCs w:val="40"/>
         </w:rPr>
@@ -1529,6 +1532,9 @@
           <w:t>https://www.w3schools.com/jsref/met_node_appendchild.asp</w:t>
         </w:r>
       </w:hyperlink>
+      <w:r>
+        <w:br/>
+      </w:r>
       <w:r>
         <w:rPr>
           <w:rFonts w:ascii="Arial" w:hAnsi="Arial" w:cs="Arial"/>
